--- a/docs/research/appeal_paper/submission_title_page.docx
+++ b/docs/research/appeal_paper/submission_title_page.docx
@@ -22,6 +22,12 @@
         <w:t xml:space="preserve">Abdullah Almohammedi</w:t>
       </w:r>
       <w:r>
+        <w:rPr>
+          <w:rStyle w:val="FootnoteReference"/>
+        </w:rPr>
+        <w:footnoteReference w:id="20"/>
+      </w:r>
+      <w:r>
         <w:br/>
       </w:r>
       <w:r>
@@ -41,48 +47,6 @@
       </w:r>
       <w:r>
         <w:t xml:space="preserve">ORCID: 0009-0001-0832-0995</w:t>
-      </w:r>
-    </w:p>
-    <w:p>
-      <w:pPr>
-        <w:pStyle w:val="BodyText"/>
-      </w:pPr>
-      <w:r>
-        <w:rPr>
-          <w:bCs/>
-          <w:b/>
-        </w:rPr>
-        <w:t xml:space="preserve">Author biography.</w:t>
-      </w:r>
-      <w:r>
-        <w:t xml:space="preserve"> </w:t>
-      </w:r>
-      <w:r>
-        <w:t xml:space="preserve">Abdullah Almohammedi is an independent</w:t>
-      </w:r>
-      <w:r>
-        <w:t xml:space="preserve"> </w:t>
-      </w:r>
-      <w:r>
-        <w:t xml:space="preserve">researcher in Saudi Arabia working on machine-readable corpora of Saudi</w:t>
-      </w:r>
-      <w:r>
-        <w:t xml:space="preserve"> </w:t>
-      </w:r>
-      <w:r>
-        <w:t xml:space="preserve">legislation and adjudication. He built the corpus this article measures and</w:t>
-      </w:r>
-      <w:r>
-        <w:t xml:space="preserve"> </w:t>
-      </w:r>
-      <w:r>
-        <w:t xml:space="preserve">the citator that joins its two halves at the level of the article. His work is</w:t>
-      </w:r>
-      <w:r>
-        <w:t xml:space="preserve"> </w:t>
-      </w:r>
-      <w:r>
-        <w:t xml:space="preserve">published openly, with the code that produces every reported figure.</w:t>
       </w:r>
     </w:p>
     <w:p>
@@ -130,7 +94,7 @@
         <w:t xml:space="preserve"> </w:t>
       </w:r>
       <w:r>
-        <w:t xml:space="preserve">4,229 words including footnotes.</w:t>
+        <w:t xml:space="preserve">4,429 words including footnotes.</w:t>
       </w:r>
     </w:p>
     <w:sectPr/>
@@ -155,6 +119,55 @@
     <w:p>
       <w:r>
         <w:separator/>
+      </w:r>
+    </w:p>
+  </w:footnote>
+  <w:footnote w:id="20">
+    <w:p>
+      <w:pPr>
+        <w:pStyle w:val="FootnoteText"/>
+      </w:pPr>
+      <w:r>
+        <w:rPr>
+          <w:rStyle w:val="FootnoteReference"/>
+        </w:rPr>
+        <w:footnoteRef/>
+      </w:r>
+      <w:r>
+        <w:t xml:space="preserve"> </w:t>
+      </w:r>
+      <w:r>
+        <w:t xml:space="preserve">Abdullah Almohammedi is an</w:t>
+      </w:r>
+      <w:r>
+        <w:t xml:space="preserve"> </w:t>
+      </w:r>
+      <w:r>
+        <w:t xml:space="preserve">independent researcher in Saudi Arabia working on machine-readable corpora of</w:t>
+      </w:r>
+      <w:r>
+        <w:t xml:space="preserve"> </w:t>
+      </w:r>
+      <w:r>
+        <w:t xml:space="preserve">Saudi legislation and adjudication. He built the corpus this article measures</w:t>
+      </w:r>
+      <w:r>
+        <w:t xml:space="preserve"> </w:t>
+      </w:r>
+      <w:r>
+        <w:t xml:space="preserve">and the citator that joins its two halves at the level of the article. His</w:t>
+      </w:r>
+      <w:r>
+        <w:t xml:space="preserve"> </w:t>
+      </w:r>
+      <w:r>
+        <w:t xml:space="preserve">work is published openly, with the code that produces every reported</w:t>
+      </w:r>
+      <w:r>
+        <w:t xml:space="preserve"> </w:t>
+      </w:r>
+      <w:r>
+        <w:t xml:space="preserve">figure.</w:t>
       </w:r>
     </w:p>
   </w:footnote>
